--- a/rapports/2026-06-06/EQ9/EQ9_sup_v2/DR_031101000010/77-66-70-98.docx
+++ b/rapports/2026-06-06/EQ9/EQ9_sup_v2/DR_031101000010/77-66-70-98.docx
@@ -297,7 +297,7 @@
           <w:color w:val="1F6FEB"/>
           <w:sz w:val="22"/>
         </w:rPr>
-        <w:t>⚠ INCOHÉRENCES À CORRIGER (48)</w:t>
+        <w:t>⚠ INCOHÉRENCES À CORRIGER (43)</w:t>
       </w:r>
     </w:p>
     <w:tbl>
@@ -486,96 +486,6 @@
                 <w:sz w:val="17"/>
               </w:rPr>
               <w:t>Incoherence! nogoye ka a declaré que la catégorie socioprofessionnelle de sa mère est Travailleur pour compte propre alors que la mère elle-même declare comme catégorie socioprofessionnelle Aide ménagère (Domestique) au niveau de la section 4b.</w:t>
-            </w:r>
-          </w:p>
-        </w:tc>
-      </w:tr>
-      <w:tr>
-        <w:tc>
-          <w:tcPr>
-            <w:tcW w:type="dxa" w:w="964"/>
-          </w:tcPr>
-          <w:p>
-            <w:r>
-              <w:rPr>
-                <w:b/>
-                <w:i w:val="0"/>
-                <w:color w:val="DC2626"/>
-                <w:sz w:val="16"/>
-              </w:rPr>
-              <w:t>Haute</w:t>
-            </w:r>
-          </w:p>
-        </w:tc>
-        <w:tc>
-          <w:tcPr>
-            <w:tcW w:type="dxa" w:w="1247"/>
-          </w:tcPr>
-          <w:p>
-            <w:r>
-              <w:rPr>
-                <w:b/>
-                <w:i w:val="0"/>
-                <w:sz w:val="16"/>
-              </w:rPr>
-              <w:t>S02</w:t>
-              <w:br/>
-            </w:r>
-            <w:r>
-              <w:rPr>
-                <w:b w:val="0"/>
-                <w:i w:val="0"/>
-                <w:color w:val="64748B"/>
-                <w:sz w:val="14"/>
-              </w:rPr>
-              <w:t>Éducation</w:t>
-            </w:r>
-          </w:p>
-        </w:tc>
-        <w:tc>
-          <w:tcPr>
-            <w:tcW w:type="dxa" w:w="1531"/>
-          </w:tcPr>
-          <w:p>
-            <w:r>
-              <w:rPr>
-                <w:b/>
-                <w:i w:val="0"/>
-                <w:color w:val="16A34A"/>
-                <w:sz w:val="16"/>
-              </w:rPr>
-              <w:t>—</w:t>
-            </w:r>
-          </w:p>
-        </w:tc>
-        <w:tc>
-          <w:tcPr>
-            <w:tcW w:type="dxa" w:w="1191"/>
-          </w:tcPr>
-          <w:p>
-            <w:r>
-              <w:rPr>
-                <w:b w:val="0"/>
-                <w:i w:val="0"/>
-                <w:color w:val="64748B"/>
-                <w:sz w:val="16"/>
-              </w:rPr>
-              <w:t>GT-CQ</w:t>
-            </w:r>
-          </w:p>
-        </w:tc>
-        <w:tc>
-          <w:tcPr>
-            <w:tcW w:type="dxa" w:w="4706"/>
-          </w:tcPr>
-          <w:p>
-            <w:r>
-              <w:rPr>
-                <w:b w:val="0"/>
-                <w:i w:val="0"/>
-                <w:sz w:val="17"/>
-              </w:rPr>
-              <w:t>Incohérence!!! seulement les écoles privées paient les frais de scolarité (y compris les frais d'inscription).</w:t>
             </w:r>
           </w:p>
         </w:tc>
@@ -1444,276 +1354,6 @@
                 <w:color w:val="16A34A"/>
                 <w:sz w:val="16"/>
               </w:rPr>
-              <w:t>—</w:t>
-            </w:r>
-          </w:p>
-        </w:tc>
-        <w:tc>
-          <w:tcPr>
-            <w:tcW w:type="dxa" w:w="1191"/>
-          </w:tcPr>
-          <w:p>
-            <w:r>
-              <w:rPr>
-                <w:b w:val="0"/>
-                <w:i w:val="0"/>
-                <w:color w:val="64748B"/>
-                <w:sz w:val="16"/>
-              </w:rPr>
-              <w:t>GT-CQ</w:t>
-            </w:r>
-          </w:p>
-        </w:tc>
-        <w:tc>
-          <w:tcPr>
-            <w:tcW w:type="dxa" w:w="4706"/>
-          </w:tcPr>
-          <w:p>
-            <w:r>
-              <w:rPr>
-                <w:b w:val="0"/>
-                <w:i w:val="0"/>
-                <w:sz w:val="17"/>
-              </w:rPr>
-              <w:t>veuillez, s'il vous plait, confirmer les frais de scolarité ( 1000 FCFA) payée de kine ka avec le QG ou apporter les corrections nécessaires.</w:t>
-            </w:r>
-          </w:p>
-        </w:tc>
-      </w:tr>
-      <w:tr>
-        <w:tc>
-          <w:tcPr>
-            <w:tcW w:type="dxa" w:w="964"/>
-          </w:tcPr>
-          <w:p>
-            <w:r>
-              <w:rPr>
-                <w:b/>
-                <w:i w:val="0"/>
-                <w:color w:val="EA580C"/>
-                <w:sz w:val="16"/>
-              </w:rPr>
-              <w:t>Moyenne</w:t>
-            </w:r>
-          </w:p>
-        </w:tc>
-        <w:tc>
-          <w:tcPr>
-            <w:tcW w:type="dxa" w:w="1247"/>
-          </w:tcPr>
-          <w:p>
-            <w:r>
-              <w:rPr>
-                <w:b/>
-                <w:i w:val="0"/>
-                <w:sz w:val="16"/>
-              </w:rPr>
-              <w:t>S02</w:t>
-              <w:br/>
-            </w:r>
-            <w:r>
-              <w:rPr>
-                <w:b w:val="0"/>
-                <w:i w:val="0"/>
-                <w:color w:val="64748B"/>
-                <w:sz w:val="14"/>
-              </w:rPr>
-              <w:t>Éducation</w:t>
-            </w:r>
-          </w:p>
-        </w:tc>
-        <w:tc>
-          <w:tcPr>
-            <w:tcW w:type="dxa" w:w="1531"/>
-          </w:tcPr>
-          <w:p>
-            <w:r>
-              <w:rPr>
-                <w:b/>
-                <w:i w:val="0"/>
-                <w:color w:val="16A34A"/>
-                <w:sz w:val="16"/>
-              </w:rPr>
-              <w:t>s01q63, s00q04, s02q25, s01q00b, s02q17_2, s02q15_2</w:t>
-            </w:r>
-          </w:p>
-        </w:tc>
-        <w:tc>
-          <w:tcPr>
-            <w:tcW w:type="dxa" w:w="1191"/>
-          </w:tcPr>
-          <w:p>
-            <w:r>
-              <w:rPr>
-                <w:b w:val="0"/>
-                <w:i w:val="0"/>
-                <w:color w:val="64748B"/>
-                <w:sz w:val="16"/>
-              </w:rPr>
-              <w:t>GT-CQ</w:t>
-            </w:r>
-          </w:p>
-        </w:tc>
-        <w:tc>
-          <w:tcPr>
-            <w:tcW w:type="dxa" w:w="4706"/>
-          </w:tcPr>
-          <w:p>
-            <w:r>
-              <w:rPr>
-                <w:b w:val="0"/>
-                <w:i w:val="0"/>
-                <w:sz w:val="17"/>
-              </w:rPr>
-              <w:t>Dans les milieux urbains c'est peu probable de voir une école dont les élèves ou étudiants ne dépensent pas en frais d'uniformes, prière de verifier pour kine ka qui fréquente 5ème année de Primaire et corriger ou confirmer avec le QG.</w:t>
-            </w:r>
-          </w:p>
-        </w:tc>
-      </w:tr>
-      <w:tr>
-        <w:tc>
-          <w:tcPr>
-            <w:tcW w:type="dxa" w:w="964"/>
-          </w:tcPr>
-          <w:p>
-            <w:r>
-              <w:rPr>
-                <w:b/>
-                <w:i w:val="0"/>
-                <w:color w:val="EA580C"/>
-                <w:sz w:val="16"/>
-              </w:rPr>
-              <w:t>Moyenne</w:t>
-            </w:r>
-          </w:p>
-        </w:tc>
-        <w:tc>
-          <w:tcPr>
-            <w:tcW w:type="dxa" w:w="1247"/>
-          </w:tcPr>
-          <w:p>
-            <w:r>
-              <w:rPr>
-                <w:b/>
-                <w:i w:val="0"/>
-                <w:sz w:val="16"/>
-              </w:rPr>
-              <w:t>S02</w:t>
-              <w:br/>
-            </w:r>
-            <w:r>
-              <w:rPr>
-                <w:b w:val="0"/>
-                <w:i w:val="0"/>
-                <w:color w:val="64748B"/>
-                <w:sz w:val="14"/>
-              </w:rPr>
-              <w:t>Éducation</w:t>
-            </w:r>
-          </w:p>
-        </w:tc>
-        <w:tc>
-          <w:tcPr>
-            <w:tcW w:type="dxa" w:w="1531"/>
-          </w:tcPr>
-          <w:p>
-            <w:r>
-              <w:rPr>
-                <w:b/>
-                <w:i w:val="0"/>
-                <w:color w:val="16A34A"/>
-                <w:sz w:val="16"/>
-              </w:rPr>
-              <w:t>—</w:t>
-            </w:r>
-          </w:p>
-        </w:tc>
-        <w:tc>
-          <w:tcPr>
-            <w:tcW w:type="dxa" w:w="1191"/>
-          </w:tcPr>
-          <w:p>
-            <w:r>
-              <w:rPr>
-                <w:b w:val="0"/>
-                <w:i w:val="0"/>
-                <w:color w:val="64748B"/>
-                <w:sz w:val="16"/>
-              </w:rPr>
-              <w:t>GT-CQ</w:t>
-            </w:r>
-          </w:p>
-        </w:tc>
-        <w:tc>
-          <w:tcPr>
-            <w:tcW w:type="dxa" w:w="4706"/>
-          </w:tcPr>
-          <w:p>
-            <w:r>
-              <w:rPr>
-                <w:b w:val="0"/>
-                <w:i w:val="0"/>
-                <w:sz w:val="17"/>
-              </w:rPr>
-              <w:t>veuillez, s'il vous plait, confirmer les frais de scolarité ( 1000 FCFA) payée de fatoumata ka avec le QG ou apporter les corrections nécessaires.</w:t>
-            </w:r>
-          </w:p>
-        </w:tc>
-      </w:tr>
-      <w:tr>
-        <w:tc>
-          <w:tcPr>
-            <w:tcW w:type="dxa" w:w="964"/>
-          </w:tcPr>
-          <w:p>
-            <w:r>
-              <w:rPr>
-                <w:b/>
-                <w:i w:val="0"/>
-                <w:color w:val="EA580C"/>
-                <w:sz w:val="16"/>
-              </w:rPr>
-              <w:t>Moyenne</w:t>
-            </w:r>
-          </w:p>
-        </w:tc>
-        <w:tc>
-          <w:tcPr>
-            <w:tcW w:type="dxa" w:w="1247"/>
-          </w:tcPr>
-          <w:p>
-            <w:r>
-              <w:rPr>
-                <w:b/>
-                <w:i w:val="0"/>
-                <w:sz w:val="16"/>
-              </w:rPr>
-              <w:t>S02</w:t>
-              <w:br/>
-            </w:r>
-            <w:r>
-              <w:rPr>
-                <w:b w:val="0"/>
-                <w:i w:val="0"/>
-                <w:color w:val="64748B"/>
-                <w:sz w:val="14"/>
-              </w:rPr>
-              <w:t>Éducation</w:t>
-            </w:r>
-          </w:p>
-        </w:tc>
-        <w:tc>
-          <w:tcPr>
-            <w:tcW w:type="dxa" w:w="1531"/>
-          </w:tcPr>
-          <w:p>
-            <w:r>
-              <w:rPr>
-                <w:b/>
-                <w:i w:val="0"/>
-                <w:color w:val="16A34A"/>
-                <w:sz w:val="16"/>
-              </w:rPr>
               <w:t>s01q63, s00q04, s02q25, s01q00b, s02q17_2, s02q15_2</w:t>
             </w:r>
           </w:p>
@@ -1746,96 +1386,6 @@
                 <w:sz w:val="17"/>
               </w:rPr>
               <w:t>Dans les milieux urbains c'est peu probable de voir une école dont les élèves ou étudiants ne dépensent pas en frais d'uniformes, prière de verifier pour fatoumata ka qui fréquente 2ème année de Primaire et corriger ou confirmer avec le QG.</w:t>
-            </w:r>
-          </w:p>
-        </w:tc>
-      </w:tr>
-      <w:tr>
-        <w:tc>
-          <w:tcPr>
-            <w:tcW w:type="dxa" w:w="964"/>
-          </w:tcPr>
-          <w:p>
-            <w:r>
-              <w:rPr>
-                <w:b/>
-                <w:i w:val="0"/>
-                <w:color w:val="EA580C"/>
-                <w:sz w:val="16"/>
-              </w:rPr>
-              <w:t>Moyenne</w:t>
-            </w:r>
-          </w:p>
-        </w:tc>
-        <w:tc>
-          <w:tcPr>
-            <w:tcW w:type="dxa" w:w="1247"/>
-          </w:tcPr>
-          <w:p>
-            <w:r>
-              <w:rPr>
-                <w:b/>
-                <w:i w:val="0"/>
-                <w:sz w:val="16"/>
-              </w:rPr>
-              <w:t>S02</w:t>
-              <w:br/>
-            </w:r>
-            <w:r>
-              <w:rPr>
-                <w:b w:val="0"/>
-                <w:i w:val="0"/>
-                <w:color w:val="64748B"/>
-                <w:sz w:val="14"/>
-              </w:rPr>
-              <w:t>Éducation</w:t>
-            </w:r>
-          </w:p>
-        </w:tc>
-        <w:tc>
-          <w:tcPr>
-            <w:tcW w:type="dxa" w:w="1531"/>
-          </w:tcPr>
-          <w:p>
-            <w:r>
-              <w:rPr>
-                <w:b/>
-                <w:i w:val="0"/>
-                <w:color w:val="16A34A"/>
-                <w:sz w:val="16"/>
-              </w:rPr>
-              <w:t>—</w:t>
-            </w:r>
-          </w:p>
-        </w:tc>
-        <w:tc>
-          <w:tcPr>
-            <w:tcW w:type="dxa" w:w="1191"/>
-          </w:tcPr>
-          <w:p>
-            <w:r>
-              <w:rPr>
-                <w:b w:val="0"/>
-                <w:i w:val="0"/>
-                <w:color w:val="64748B"/>
-                <w:sz w:val="16"/>
-              </w:rPr>
-              <w:t>GT-CQ</w:t>
-            </w:r>
-          </w:p>
-        </w:tc>
-        <w:tc>
-          <w:tcPr>
-            <w:tcW w:type="dxa" w:w="4706"/>
-          </w:tcPr>
-          <w:p>
-            <w:r>
-              <w:rPr>
-                <w:b w:val="0"/>
-                <w:i w:val="0"/>
-                <w:sz w:val="17"/>
-              </w:rPr>
-              <w:t>veuillez, s'il vous plait, confirmer les frais de scolarité ( 1000 FCFA) payée de mame diarra ka avec le QG ou apporter les corrections nécessaires.</w:t>
             </w:r>
           </w:p>
         </w:tc>
@@ -1984,7 +1534,7 @@
                 <w:color w:val="16A34A"/>
                 <w:sz w:val="16"/>
               </w:rPr>
-              <w:t>—</w:t>
+              <w:t>s01q63, s00q04, s02q25, s01q00b, s02q17_2, s02q15_2</w:t>
             </w:r>
           </w:p>
         </w:tc>
@@ -2015,7 +1565,7 @@
                 <w:i w:val="0"/>
                 <w:sz w:val="17"/>
               </w:rPr>
-              <w:t>veuillez, s'il vous plait, confirmer les frais de scolarité ( 1000 FCFA) payée de coumba ka avec le QG ou apporter les corrections nécessaires.</w:t>
+              <w:t>Dans les milieux urbains c'est peu probable de voir une école dont les élèves ou étudiants ne dépensent pas en frais d'uniformes, prière de verifier pour coumba ka qui fréquente 6ème année de Primaire et corriger ou confirmer avec le QG.</w:t>
             </w:r>
           </w:p>
         </w:tc>
@@ -2105,7 +1655,7 @@
                 <w:i w:val="0"/>
                 <w:sz w:val="17"/>
               </w:rPr>
-              <w:t>Dans les milieux urbains c'est peu probable de voir une école dont les élèves ou étudiants ne dépensent pas en frais d'uniformes, prière de verifier pour coumba ka qui fréquente 6ème année de Primaire et corriger ou confirmer avec le QG.</w:t>
+              <w:t>Dans les milieux urbains c'est peu probable de voir une école dont les élèves ou étudiants ne dépensent pas en frais d'uniformes, prière de verifier pour kine ka qui fréquente 5ème année de Primaire et corriger ou confirmer avec le QG.</w:t>
             </w:r>
           </w:p>
         </w:tc>
